--- a/课设说明/托管培训中心信息管理系统_课设报告.docx
+++ b/课设说明/托管培训中心信息管理系统_课设报告.docx
@@ -75,6 +75,108 @@
         </w:rPr>
         <w:br w:type="page"/>
       </w:r>
+    </w:p>
+    <w:p>
+      <w:pPr>
+        <w:pStyle w:val="1"/>
+        <w:jc w:val="center"/>
+      </w:pPr>
+      <w:r>
+        <w:br w:type="page"/>
+        <w:rPr>
+          <w:b/>
+          <w:sz w:val="32"/>
+        </w:rPr>
+        <w:t>摘要</w:t>
+      </w:r>
+    </w:p>
+    <w:p>
+      <w:pPr>
+        <w:ind w:firstLine="420"/>
+      </w:pPr>
+      <w:r>
+        <w:rPr>
+          <w:sz w:val="24"/>
+        </w:rPr>
+        <w:t>本系统面向某市托管培训中心的日常运营管理需求，设计并实现了一套基于 B/S 架构的信息管理系统。系统涵盖学生报名、科目维护、班级排课、收费管理、教师薪酬等核心业务，支持学生、教师、管理员三种角色的协同操作。后端采用 Spring Boot + MyBatis 构建 RESTful API，前端采用 Vue 3 + Element Plus 构建响应式界面，数据库使用 MySQL 8.0 并设计了完整的外键约束与 CHECK 约束保证数据完整性。系统实现了报名缴费的原子事务处理、退课退款的全额退款机制、学生维度的缴费限额校验、同科目重复报名拦截等关键业务逻辑，并通过 Jasypt 加密保护数据库密码等敏感配置。经 19 项功能测试与多角度联调验证，系统运行稳定，功能完整，达到了课程设计的预期目标。</w:t>
+      </w:r>
+    </w:p>
+    <w:p>
+      <w:pPr>
+        <w:spacing w:after="240"/>
+      </w:pPr>
+      <w:r>
+        <w:rPr>
+          <w:b/>
+          <w:sz w:val="24"/>
+        </w:rPr>
+        <w:t>关键词：</w:t>
+      </w:r>
+      <w:r>
+        <w:rPr>
+          <w:sz w:val="24"/>
+        </w:rPr>
+        <w:t>托管培训；信息管理系统；Spring Boot；Vue 3；MySQL；多角色权限</w:t>
+      </w:r>
+      <w:r>
+        <w:br w:type="page"/>
+      </w:r>
+    </w:p>
+    <w:p>
+      <w:pPr>
+        <w:spacing w:after="120"/>
+      </w:pPr>
+    </w:p>
+    <w:p>
+      <w:pPr>
+        <w:pStyle w:val="1"/>
+      </w:pPr>
+      <w:r>
+        <w:rPr>
+          <w:b/>
+          <w:sz w:val="32"/>
+        </w:rPr>
+        <w:t>目录</w:t>
+      </w:r>
+    </w:p>
+    <w:p>
+      <w:pPr/>
+      <w:r>
+        <w:rPr>
+          <w:sz w:val="18"/>
+        </w:rPr>
+        <w:fldChar w:fldCharType="begin"/>
+      </w:r>
+      <w:r>
+        <w:rPr>
+          <w:sz w:val="18"/>
+        </w:rPr>
+        <w:instrText xml:space="preserve"> TOC \o "1-3" \h \z \u </w:instrText>
+      </w:r>
+      <w:r>
+        <w:rPr>
+          <w:sz w:val="18"/>
+        </w:rPr>
+        <w:fldChar w:fldCharType="separate"/>
+      </w:r>
+      <w:r>
+        <w:rPr>
+          <w:color w:val="808080"/>
+          <w:sz w:val="18"/>
+        </w:rPr>
+        <w:t>[请在 Word 中右键此处 → 更新域，或按 Ctrl+A 后按 F9 生成目录]</w:t>
+      </w:r>
+      <w:r>
+        <w:rPr>
+          <w:sz w:val="18"/>
+        </w:rPr>
+        <w:fldChar w:fldCharType="end"/>
+      </w:r>
+    </w:p>
+    <w:p>
+      <w:pPr>
+        <w:spacing w:after="120"/>
+      </w:pPr>
     </w:p>
     <w:p>
       <w:pPr>
@@ -4125,9 +4227,14 @@
       </w:r>
     </w:p>
     <w:sectPr>
+      <w:headerReference w:type="default" r:id="rId23"/>
+      <w:footerReference w:type="default" r:id="rId24"/>
+      <w:headerReference w:type="first" r:id="rId25"/>
+      <w:footerReference w:type="first" r:id="rId26"/>
       <w:pgSz w:w="12240" w:h="15840"/>
       <w:pgMar w:top="1440" w:right="1800" w:bottom="1440" w:left="1800" w:header="720" w:footer="720" w:gutter="0"/>
       <w:cols w:space="720"/>
+      <w:titlePg/>
       <w:docGrid w:linePitch="360"/>
     </w:sectPr>
   </w:body>
@@ -4159,6 +4266,45 @@
 </w:endnotes>
 </file>
 
+<file path=word/footer1.xml><?xml version="1.0" encoding="utf-8"?>
+<w:ftr xmlns:m="http://schemas.openxmlformats.org/officeDocument/2006/math" xmlns:mc="http://schemas.openxmlformats.org/markup-compatibility/2006" xmlns:mo="http://schemas.microsoft.com/office/mac/office/2008/main" xmlns:mv="urn:schemas-microsoft-com:mac:vml" xmlns:o="urn:schemas-microsoft-com:office:office" xmlns:r="http://schemas.openxmlformats.org/officeDocument/2006/relationships" xmlns:v="urn:schemas-microsoft-com:vml" xmlns:w10="urn:schemas-microsoft-com:office:word" xmlns:w14="http://schemas.microsoft.com/office/word/2010/wordml" xmlns:w="http://schemas.openxmlformats.org/wordprocessingml/2006/main" xmlns:wne="http://schemas.microsoft.com/office/word/2006/wordml" xmlns:wp14="http://schemas.microsoft.com/office/word/2010/wordprocessingDrawing" xmlns:wp="http://schemas.openxmlformats.org/drawingml/2006/wordprocessingDrawing" xmlns:wpc="http://schemas.microsoft.com/office/word/2010/wordprocessingCanvas" xmlns:wpg="http://schemas.microsoft.com/office/word/2010/wordprocessingGroup" xmlns:wpi="http://schemas.microsoft.com/office/word/2010/wordprocessingInk" xmlns:wps="http://schemas.microsoft.com/office/word/2010/wordprocessingShape" mc:Ignorable="w14 wp14">
+  <w:p>
+    <w:pPr>
+      <w:pStyle w:val="Footer"/>
+      <w:jc w:val="center"/>
+    </w:pPr>
+    <w:r>
+      <w:fldChar w:fldCharType="begin"/>
+    </w:r>
+    <w:r>
+      <w:instrText xml:space="preserve"> PAGE </w:instrText>
+    </w:r>
+    <w:r>
+      <w:fldChar w:fldCharType="separate"/>
+    </w:r>
+    <w:r>
+      <w:rPr>
+        <w:sz w:val="18"/>
+      </w:rPr>
+      <w:t>1</w:t>
+    </w:r>
+    <w:r>
+      <w:fldChar w:fldCharType="end"/>
+    </w:r>
+  </w:p>
+</w:ftr>
+</file>
+
+<file path=word/footer2.xml><?xml version="1.0" encoding="utf-8"?>
+<w:ftr xmlns:m="http://schemas.openxmlformats.org/officeDocument/2006/math" xmlns:mc="http://schemas.openxmlformats.org/markup-compatibility/2006" xmlns:mo="http://schemas.microsoft.com/office/mac/office/2008/main" xmlns:mv="urn:schemas-microsoft-com:mac:vml" xmlns:o="urn:schemas-microsoft-com:office:office" xmlns:r="http://schemas.openxmlformats.org/officeDocument/2006/relationships" xmlns:v="urn:schemas-microsoft-com:vml" xmlns:w10="urn:schemas-microsoft-com:office:word" xmlns:w14="http://schemas.microsoft.com/office/word/2010/wordml" xmlns:w="http://schemas.openxmlformats.org/wordprocessingml/2006/main" xmlns:wne="http://schemas.microsoft.com/office/word/2006/wordml" xmlns:wp14="http://schemas.microsoft.com/office/word/2010/wordprocessingDrawing" xmlns:wp="http://schemas.openxmlformats.org/drawingml/2006/wordprocessingDrawing" xmlns:wpc="http://schemas.microsoft.com/office/word/2010/wordprocessingCanvas" xmlns:wpg="http://schemas.microsoft.com/office/word/2010/wordprocessingGroup" xmlns:wpi="http://schemas.microsoft.com/office/word/2010/wordprocessingInk" xmlns:wps="http://schemas.microsoft.com/office/word/2010/wordprocessingShape" mc:Ignorable="w14 wp14">
+  <w:p>
+    <w:pPr>
+      <w:pStyle w:val="Footer"/>
+    </w:pPr>
+  </w:p>
+</w:ftr>
+</file>
+
 <file path=word/footnotes.xml><?xml version="1.0" encoding="utf-8"?>
 <w:footnotes xmlns:wpc="http://schemas.microsoft.com/office/word/2010/wordprocessingCanvas" xmlns:cx="http://schemas.microsoft.com/office/drawing/2014/chartex" xmlns:cx1="http://schemas.microsoft.com/office/drawing/2015/9/8/chartex" xmlns:cx2="http://schemas.microsoft.com/office/drawing/2015/10/21/chartex" xmlns:cx3="http://schemas.microsoft.com/office/drawing/2016/5/9/chartex" xmlns:cx4="http://schemas.microsoft.com/office/drawing/2016/5/10/chartex" xmlns:cx5="http://schemas.microsoft.com/office/drawing/2016/5/11/chartex" xmlns:cx6="http://schemas.microsoft.com/office/drawing/2016/5/12/chartex" xmlns:cx7="http://schemas.microsoft.com/office/drawing/2016/5/13/chartex" xmlns:cx8="http://schemas.microsoft.com/office/drawing/2016/5/14/chartex" xmlns:mc="http://schemas.openxmlformats.org/markup-compatibility/2006" xmlns:aink="http://schemas.microsoft.com/office/drawing/2016/ink" xmlns:am3d="http://schemas.microsoft.com/office/drawing/2017/model3d" xmlns:o="urn:schemas-microsoft-com:office:office" xmlns:oel="http://schemas.microsoft.com/office/2019/extlst" xmlns:r="http://schemas.openxmlformats.org/officeDocument/2006/relationships" xmlns:m="http://schemas.openxmlformats.org/officeDocument/2006/math" xmlns:v="urn:schemas-microsoft-com:vml" xmlns:wp14="http://schemas.microsoft.com/office/word/2010/wordprocessingDrawing" xmlns:wp="http://schemas.openxmlformats.org/drawingml/2006/wordprocessingDrawing" xmlns:w10="urn:schemas-microsoft-com:office:word" xmlns:w="http://schemas.openxmlformats.org/wordprocessingml/2006/main" xmlns:w14="http://schemas.microsoft.com/office/word/2010/wordml" xmlns:w15="http://schemas.microsoft.com/office/word/2012/wordml" xmlns:w16cex="http://schemas.microsoft.com/office/word/2018/wordml/cex" xmlns:w16cid="http://schemas.microsoft.com/office/word/2016/wordml/cid" xmlns:w16="http://schemas.microsoft.com/office/word/2018/wordml" xmlns:w16du="http://schemas.microsoft.com/office/word/2023/wordml/word16du" xmlns:w16sdtdh="http://schemas.microsoft.com/office/word/2020/wordml/sdtdatahash" xmlns:w16sdtfl="http://schemas.microsoft.com/office/word/2024/wordml/sdtformatlock" xmlns:w16se="http://schemas.microsoft.com/office/word/2015/wordml/symex" xmlns:wpg="http://schemas.microsoft.com/office/word/2010/wordprocessingGroup" xmlns:wpi="http://schemas.microsoft.com/office/word/2010/wordprocessingInk" xmlns:wne="http://schemas.microsoft.com/office/word/2006/wordml" xmlns:wps="http://schemas.microsoft.com/office/word/2010/wordprocessingShape" mc:Ignorable="w14 w15 w16se w16cid w16 w16cex w16sdtdh w16sdtfl w16du wp14">
   <w:footnote w:type="separator" w:id="-1">
@@ -4182,6 +4328,34 @@
     </w:p>
   </w:footnote>
 </w:footnotes>
+</file>
+
+<file path=word/header1.xml><?xml version="1.0" encoding="utf-8"?>
+<w:hdr xmlns:m="http://schemas.openxmlformats.org/officeDocument/2006/math" xmlns:mc="http://schemas.openxmlformats.org/markup-compatibility/2006" xmlns:mo="http://schemas.microsoft.com/office/mac/office/2008/main" xmlns:mv="urn:schemas-microsoft-com:mac:vml" xmlns:o="urn:schemas-microsoft-com:office:office" xmlns:r="http://schemas.openxmlformats.org/officeDocument/2006/relationships" xmlns:v="urn:schemas-microsoft-com:vml" xmlns:w10="urn:schemas-microsoft-com:office:word" xmlns:w14="http://schemas.microsoft.com/office/word/2010/wordml" xmlns:w="http://schemas.openxmlformats.org/wordprocessingml/2006/main" xmlns:wne="http://schemas.microsoft.com/office/word/2006/wordml" xmlns:wp14="http://schemas.microsoft.com/office/word/2010/wordprocessingDrawing" xmlns:wp="http://schemas.openxmlformats.org/drawingml/2006/wordprocessingDrawing" xmlns:wpc="http://schemas.microsoft.com/office/word/2010/wordprocessingCanvas" xmlns:wpg="http://schemas.microsoft.com/office/word/2010/wordprocessingGroup" xmlns:wpi="http://schemas.microsoft.com/office/word/2010/wordprocessingInk" xmlns:wps="http://schemas.microsoft.com/office/word/2010/wordprocessingShape" mc:Ignorable="w14 wp14">
+  <w:p>
+    <w:pPr>
+      <w:pStyle w:val="Header"/>
+      <w:jc w:val="center"/>
+    </w:pPr>
+    <w:r>
+      <w:rPr>
+        <w:color w:val="808080"/>
+        <w:sz w:val="18"/>
+      </w:rPr>
+      <w:t>数据库课程设计总结报告 —— 托管培训中心信息管理系统</w:t>
+    </w:r>
+  </w:p>
+</w:hdr>
+</file>
+
+<file path=word/header2.xml><?xml version="1.0" encoding="utf-8"?>
+<w:hdr xmlns:m="http://schemas.openxmlformats.org/officeDocument/2006/math" xmlns:mc="http://schemas.openxmlformats.org/markup-compatibility/2006" xmlns:mo="http://schemas.microsoft.com/office/mac/office/2008/main" xmlns:mv="urn:schemas-microsoft-com:mac:vml" xmlns:o="urn:schemas-microsoft-com:office:office" xmlns:r="http://schemas.openxmlformats.org/officeDocument/2006/relationships" xmlns:v="urn:schemas-microsoft-com:vml" xmlns:w10="urn:schemas-microsoft-com:office:word" xmlns:w14="http://schemas.microsoft.com/office/word/2010/wordml" xmlns:w="http://schemas.openxmlformats.org/wordprocessingml/2006/main" xmlns:wne="http://schemas.microsoft.com/office/word/2006/wordml" xmlns:wp14="http://schemas.microsoft.com/office/word/2010/wordprocessingDrawing" xmlns:wp="http://schemas.openxmlformats.org/drawingml/2006/wordprocessingDrawing" xmlns:wpc="http://schemas.microsoft.com/office/word/2010/wordprocessingCanvas" xmlns:wpg="http://schemas.microsoft.com/office/word/2010/wordprocessingGroup" xmlns:wpi="http://schemas.microsoft.com/office/word/2010/wordprocessingInk" xmlns:wps="http://schemas.microsoft.com/office/word/2010/wordprocessingShape" mc:Ignorable="w14 wp14">
+  <w:p>
+    <w:pPr>
+      <w:pStyle w:val="Header"/>
+    </w:pPr>
+  </w:p>
+</w:hdr>
 </file>
 
 <file path=word/numbering.xml><?xml version="1.0" encoding="utf-8"?>
